--- a/mps-nivel-c/oficial/04_registros/AASP_Gerenciador/AASP01_Grupos-Usuarios/REQ-AASP01-001_Documento-de-Requisitos.docx
+++ b/mps-nivel-c/oficial/04_registros/AASP_Gerenciador/AASP01_Grupos-Usuarios/REQ-AASP01-001_Documento-de-Requisitos.docx
@@ -506,7 +506,7 @@
                 <w:i w:val="0"/>
                 <w:sz w:val="20"/>
               </w:rPr>
-              <w:t>Abraão</w:t>
+              <w:t>Abraão Oliveira</w:t>
             </w:r>
           </w:p>
         </w:tc>
@@ -3499,7 +3499,7 @@
                 <w:i w:val="0"/>
                 <w:sz w:val="20"/>
               </w:rPr>
-              <w:t>Cobertura mínima de 70% de testes unitários por módulo</w:t>
+              <w:t>Cobertura mínima de 80% de testes unitários por módulo</w:t>
             </w:r>
           </w:p>
         </w:tc>
@@ -5151,7 +5151,7 @@
                 <w:i w:val="0"/>
                 <w:sz w:val="20"/>
               </w:rPr>
-              <w:t>Abraão</w:t>
+              <w:t>Abraão Oliveira</w:t>
             </w:r>
           </w:p>
         </w:tc>
@@ -5257,7 +5257,7 @@
                 <w:i w:val="0"/>
                 <w:sz w:val="20"/>
               </w:rPr>
-              <w:t>Abraão</w:t>
+              <w:t>Abraão Oliveira</w:t>
             </w:r>
           </w:p>
         </w:tc>

--- a/mps-nivel-c/oficial/04_registros/AASP_Gerenciador/AASP01_Grupos-Usuarios/REQ-AASP01-001_Documento-de-Requisitos.docx
+++ b/mps-nivel-c/oficial/04_registros/AASP_Gerenciador/AASP01_Grupos-Usuarios/REQ-AASP01-001_Documento-de-Requisitos.docx
@@ -34,7 +34,7 @@
           <w:color w:val="555555"/>
           <w:sz w:val="20"/>
         </w:rPr>
-        <w:t>REQ-AASP01-001   ·   Versão 1.1   ·   26/05/2026   ·   Timeware Brasil</w:t>
+        <w:t>REQ-AASP01-001   ·   Versão 1.2   ·   26/05/2026   ·   Timeware Brasil</w:t>
       </w:r>
     </w:p>
     <w:p>
@@ -394,7 +394,7 @@
                 <w:i w:val="0"/>
                 <w:sz w:val="20"/>
               </w:rPr>
-              <w:t>1.1</w:t>
+              <w:t>1.2</w:t>
             </w:r>
           </w:p>
         </w:tc>
@@ -615,7 +615,45 @@
           <w:i w:val="0"/>
           <w:sz w:val="22"/>
         </w:rPr>
-        <w:t>, desenvolvido para o sistema Gerenciador da AASP como parte da Feature AG — Grupos de Usuários.</w:t>
+        <w:t xml:space="preserve">, desenvolvido para o sistema Gerenciador da AASP como parte da Feature AG — Grupos de Usuários. Os endpoints citados refletem o controller real </w:t>
+      </w:r>
+      <w:r>
+        <w:rPr>
+          <w:rFonts w:ascii="Courier New" w:hAnsi="Courier New"/>
+          <w:b w:val="0"/>
+          <w:i w:val="0"/>
+          <w:color w:val="333333"/>
+          <w:sz w:val="20"/>
+        </w:rPr>
+        <w:t>GerenciarGruposController</w:t>
+      </w:r>
+      <w:r>
+        <w:rPr>
+          <w:rFonts w:ascii="Calibri" w:hAnsi="Calibri"/>
+          <w:b w:val="0"/>
+          <w:i w:val="0"/>
+          <w:sz w:val="22"/>
+        </w:rPr>
+        <w:t xml:space="preserve"> (rota base </w:t>
+      </w:r>
+      <w:r>
+        <w:rPr>
+          <w:rFonts w:ascii="Courier New" w:hAnsi="Courier New"/>
+          <w:b w:val="0"/>
+          <w:i w:val="0"/>
+          <w:color w:val="333333"/>
+          <w:sz w:val="20"/>
+        </w:rPr>
+        <w:t>api/gerenciar/grupos</w:t>
+      </w:r>
+      <w:r>
+        <w:rPr>
+          <w:rFonts w:ascii="Calibri" w:hAnsi="Calibri"/>
+          <w:b w:val="0"/>
+          <w:i w:val="0"/>
+          <w:sz w:val="22"/>
+        </w:rPr>
+        <w:t>).</w:t>
       </w:r>
     </w:p>
     <w:p>
@@ -759,119 +797,7 @@
                 <w:i w:val="0"/>
                 <w:sz w:val="20"/>
               </w:rPr>
-              <w:t>Entidade que agrupa usuários do sistema sob um conjunto comum de permissões</w:t>
-            </w:r>
-          </w:p>
-        </w:tc>
-      </w:tr>
-      <w:tr>
-        <w:trPr>
-          <w:cantSplit w:val="1"/>
-        </w:trPr>
-        <w:tc>
-          <w:tcPr>
-            <w:tcW w:type="dxa" w:w="4451"/>
-            <w:tcMar>
-              <w:top w:w="60" w:type="dxa"/>
-              <w:bottom w:w="60" w:type="dxa"/>
-              <w:left w:w="100" w:type="dxa"/>
-              <w:right w:w="100" w:type="dxa"/>
-            </w:tcMar>
-          </w:tcPr>
-          <w:p>
-            <w:pPr>
-              <w:spacing w:before="40" w:after="40"/>
-            </w:pPr>
-            <w:r>
-              <w:rPr>
-                <w:rFonts w:ascii="Calibri" w:hAnsi="Calibri"/>
-                <w:b w:val="0"/>
-                <w:i w:val="0"/>
-                <w:sz w:val="20"/>
-              </w:rPr>
-              <w:t>Permissão</w:t>
-            </w:r>
-          </w:p>
-        </w:tc>
-        <w:tc>
-          <w:tcPr>
-            <w:tcW w:type="dxa" w:w="4451"/>
-            <w:tcMar>
-              <w:top w:w="60" w:type="dxa"/>
-              <w:bottom w:w="60" w:type="dxa"/>
-              <w:left w:w="100" w:type="dxa"/>
-              <w:right w:w="100" w:type="dxa"/>
-            </w:tcMar>
-          </w:tcPr>
-          <w:p>
-            <w:pPr>
-              <w:spacing w:before="40" w:after="40"/>
-            </w:pPr>
-            <w:r>
-              <w:rPr>
-                <w:rFonts w:ascii="Calibri" w:hAnsi="Calibri"/>
-                <w:b w:val="0"/>
-                <w:i w:val="0"/>
-                <w:sz w:val="20"/>
-              </w:rPr>
-              <w:t>Direito de acesso atribuído a um grupo, seguindo o modelo RBAC</w:t>
-            </w:r>
-          </w:p>
-        </w:tc>
-      </w:tr>
-      <w:tr>
-        <w:trPr>
-          <w:cantSplit w:val="1"/>
-        </w:trPr>
-        <w:tc>
-          <w:tcPr>
-            <w:tcW w:type="dxa" w:w="4451"/>
-            <w:tcMar>
-              <w:top w:w="60" w:type="dxa"/>
-              <w:bottom w:w="60" w:type="dxa"/>
-              <w:left w:w="100" w:type="dxa"/>
-              <w:right w:w="100" w:type="dxa"/>
-            </w:tcMar>
-            <w:shd w:val="clear" w:color="auto" w:fill="EBF5FB"/>
-          </w:tcPr>
-          <w:p>
-            <w:pPr>
-              <w:spacing w:before="40" w:after="40"/>
-            </w:pPr>
-            <w:r>
-              <w:rPr>
-                <w:rFonts w:ascii="Calibri" w:hAnsi="Calibri"/>
-                <w:b w:val="0"/>
-                <w:i w:val="0"/>
-                <w:sz w:val="20"/>
-              </w:rPr>
-              <w:t>Vínculo</w:t>
-            </w:r>
-          </w:p>
-        </w:tc>
-        <w:tc>
-          <w:tcPr>
-            <w:tcW w:type="dxa" w:w="4451"/>
-            <w:tcMar>
-              <w:top w:w="60" w:type="dxa"/>
-              <w:bottom w:w="60" w:type="dxa"/>
-              <w:left w:w="100" w:type="dxa"/>
-              <w:right w:w="100" w:type="dxa"/>
-            </w:tcMar>
-            <w:shd w:val="clear" w:color="auto" w:fill="EBF5FB"/>
-          </w:tcPr>
-          <w:p>
-            <w:pPr>
-              <w:spacing w:before="40" w:after="40"/>
-            </w:pPr>
-            <w:r>
-              <w:rPr>
-                <w:rFonts w:ascii="Calibri" w:hAnsi="Calibri"/>
-                <w:b w:val="0"/>
-                <w:i w:val="0"/>
-                <w:sz w:val="20"/>
-              </w:rPr>
-              <w:t xml:space="preserve">Associação entre um usuário e um grupo, registrada no banco </w:t>
+              <w:t xml:space="preserve">Entidade que agrupa usuários do sistema, registrada no banco </w:t>
             </w:r>
             <w:r>
               <w:rPr>
@@ -911,7 +837,7 @@
                 <w:i w:val="0"/>
                 <w:sz w:val="20"/>
               </w:rPr>
-              <w:t>RBAC</w:t>
+              <w:t>Membro</w:t>
             </w:r>
           </w:p>
         </w:tc>
@@ -936,7 +862,196 @@
                 <w:i w:val="0"/>
                 <w:sz w:val="20"/>
               </w:rPr>
-              <w:t>Role-Based Access Control — controle de acesso baseado em papéis/permissões</w:t>
+              <w:t xml:space="preserve">Usuário associado a um grupo, enviado na lista </w:t>
+            </w:r>
+            <w:r>
+              <w:rPr>
+                <w:rFonts w:ascii="Courier New" w:hAnsi="Courier New"/>
+                <w:b w:val="0"/>
+                <w:i w:val="0"/>
+                <w:color w:val="333333"/>
+                <w:sz w:val="20"/>
+              </w:rPr>
+              <w:t>GrupoDeUsuarios</w:t>
+            </w:r>
+            <w:r>
+              <w:rPr>
+                <w:rFonts w:ascii="Calibri" w:hAnsi="Calibri"/>
+                <w:b w:val="0"/>
+                <w:i w:val="0"/>
+                <w:sz w:val="20"/>
+              </w:rPr>
+              <w:t xml:space="preserve"> do payload do grupo</w:t>
+            </w:r>
+          </w:p>
+        </w:tc>
+      </w:tr>
+      <w:tr>
+        <w:trPr>
+          <w:cantSplit w:val="1"/>
+        </w:trPr>
+        <w:tc>
+          <w:tcPr>
+            <w:tcW w:type="dxa" w:w="4451"/>
+            <w:tcMar>
+              <w:top w:w="60" w:type="dxa"/>
+              <w:bottom w:w="60" w:type="dxa"/>
+              <w:left w:w="100" w:type="dxa"/>
+              <w:right w:w="100" w:type="dxa"/>
+            </w:tcMar>
+            <w:shd w:val="clear" w:color="auto" w:fill="EBF5FB"/>
+          </w:tcPr>
+          <w:p>
+            <w:pPr>
+              <w:spacing w:before="40" w:after="40"/>
+            </w:pPr>
+            <w:r>
+              <w:rPr>
+                <w:rFonts w:ascii="Calibri" w:hAnsi="Calibri"/>
+                <w:b w:val="0"/>
+                <w:i w:val="0"/>
+                <w:sz w:val="20"/>
+              </w:rPr>
+              <w:t>Função</w:t>
+            </w:r>
+          </w:p>
+        </w:tc>
+        <w:tc>
+          <w:tcPr>
+            <w:tcW w:type="dxa" w:w="4451"/>
+            <w:tcMar>
+              <w:top w:w="60" w:type="dxa"/>
+              <w:bottom w:w="60" w:type="dxa"/>
+              <w:left w:w="100" w:type="dxa"/>
+              <w:right w:w="100" w:type="dxa"/>
+            </w:tcMar>
+            <w:shd w:val="clear" w:color="auto" w:fill="EBF5FB"/>
+          </w:tcPr>
+          <w:p>
+            <w:pPr>
+              <w:spacing w:before="40" w:after="40"/>
+            </w:pPr>
+            <w:r>
+              <w:rPr>
+                <w:rFonts w:ascii="Calibri" w:hAnsi="Calibri"/>
+                <w:b w:val="0"/>
+                <w:i w:val="0"/>
+                <w:sz w:val="20"/>
+              </w:rPr>
+              <w:t xml:space="preserve">Papel de um usuário dentro de um grupo: </w:t>
+            </w:r>
+            <w:r>
+              <w:rPr>
+                <w:rFonts w:ascii="Courier New" w:hAnsi="Courier New"/>
+                <w:b w:val="0"/>
+                <w:i w:val="0"/>
+                <w:color w:val="333333"/>
+                <w:sz w:val="20"/>
+              </w:rPr>
+              <w:t>Usuario</w:t>
+            </w:r>
+            <w:r>
+              <w:rPr>
+                <w:rFonts w:ascii="Calibri" w:hAnsi="Calibri"/>
+                <w:b w:val="0"/>
+                <w:i w:val="0"/>
+                <w:sz w:val="20"/>
+              </w:rPr>
+              <w:t xml:space="preserve"> (0) ou </w:t>
+            </w:r>
+            <w:r>
+              <w:rPr>
+                <w:rFonts w:ascii="Courier New" w:hAnsi="Courier New"/>
+                <w:b w:val="0"/>
+                <w:i w:val="0"/>
+                <w:color w:val="333333"/>
+                <w:sz w:val="20"/>
+              </w:rPr>
+              <w:t>Administrador</w:t>
+            </w:r>
+            <w:r>
+              <w:rPr>
+                <w:rFonts w:ascii="Calibri" w:hAnsi="Calibri"/>
+                <w:b w:val="0"/>
+                <w:i w:val="0"/>
+                <w:sz w:val="20"/>
+              </w:rPr>
+              <w:t xml:space="preserve"> (1), conforme o enum </w:t>
+            </w:r>
+            <w:r>
+              <w:rPr>
+                <w:rFonts w:ascii="Courier New" w:hAnsi="Courier New"/>
+                <w:b w:val="0"/>
+                <w:i w:val="0"/>
+                <w:color w:val="333333"/>
+                <w:sz w:val="20"/>
+              </w:rPr>
+              <w:t>FuncaoUsuariosEnum</w:t>
+            </w:r>
+          </w:p>
+        </w:tc>
+      </w:tr>
+      <w:tr>
+        <w:trPr>
+          <w:cantSplit w:val="1"/>
+        </w:trPr>
+        <w:tc>
+          <w:tcPr>
+            <w:tcW w:type="dxa" w:w="4451"/>
+            <w:tcMar>
+              <w:top w:w="60" w:type="dxa"/>
+              <w:bottom w:w="60" w:type="dxa"/>
+              <w:left w:w="100" w:type="dxa"/>
+              <w:right w:w="100" w:type="dxa"/>
+            </w:tcMar>
+          </w:tcPr>
+          <w:p>
+            <w:pPr>
+              <w:spacing w:before="40" w:after="40"/>
+            </w:pPr>
+            <w:r>
+              <w:rPr>
+                <w:rFonts w:ascii="Calibri" w:hAnsi="Calibri"/>
+                <w:b w:val="0"/>
+                <w:i w:val="0"/>
+                <w:sz w:val="20"/>
+              </w:rPr>
+              <w:t>Envelope</w:t>
+            </w:r>
+          </w:p>
+        </w:tc>
+        <w:tc>
+          <w:tcPr>
+            <w:tcW w:type="dxa" w:w="4451"/>
+            <w:tcMar>
+              <w:top w:w="60" w:type="dxa"/>
+              <w:bottom w:w="60" w:type="dxa"/>
+              <w:left w:w="100" w:type="dxa"/>
+              <w:right w:w="100" w:type="dxa"/>
+            </w:tcMar>
+          </w:tcPr>
+          <w:p>
+            <w:pPr>
+              <w:spacing w:before="40" w:after="40"/>
+            </w:pPr>
+            <w:r>
+              <w:rPr>
+                <w:rFonts w:ascii="Calibri" w:hAnsi="Calibri"/>
+                <w:b w:val="0"/>
+                <w:i w:val="0"/>
+                <w:sz w:val="20"/>
+              </w:rPr>
+              <w:t xml:space="preserve">Formato de resposta padrão da API: </w:t>
+            </w:r>
+            <w:r>
+              <w:rPr>
+                <w:rFonts w:ascii="Courier New" w:hAnsi="Courier New"/>
+                <w:b w:val="0"/>
+                <w:i w:val="0"/>
+                <w:color w:val="333333"/>
+                <w:sz w:val="20"/>
+              </w:rPr>
+              <w:t>{ Sucesso, MensagemPublica, RetornaDados, HoraExecucao }</w:t>
             </w:r>
           </w:p>
         </w:tc>
@@ -993,7 +1108,7 @@
                 <w:i w:val="0"/>
                 <w:sz w:val="20"/>
               </w:rPr>
-              <w:t>Exclusão lógica: registro marcado como inativo, sem remoção física do banco de dados</w:t>
+              <w:t>Exclusão/inativação lógica: registro marcado como inativo, sem remoção física do banco</w:t>
             </w:r>
           </w:p>
         </w:tc>
@@ -1137,6 +1252,45 @@
       </w:pPr>
       <w:r>
         <w:t>3. Requisitos Funcionais</w:t>
+      </w:r>
+    </w:p>
+    <w:p>
+      <w:pPr>
+        <w:spacing w:before="40" w:after="120"/>
+        <w:ind w:left="454"/>
+        <w:pBdr>
+          <w:left w:val="single" w:sz="12" w:space="8" w:color="003366"/>
+        </w:pBdr>
+      </w:pPr>
+      <w:r>
+        <w:rPr>
+          <w:rFonts w:ascii="Calibri" w:hAnsi="Calibri"/>
+          <w:b w:val="0"/>
+          <w:i w:val="0"/>
+          <w:color w:val="1A5276"/>
+          <w:sz w:val="22"/>
+        </w:rPr>
+        <w:t xml:space="preserve">Todos os endpoints usam a rota base </w:t>
+      </w:r>
+      <w:r>
+        <w:rPr>
+          <w:rFonts w:ascii="Courier New" w:hAnsi="Courier New"/>
+          <w:b w:val="0"/>
+          <w:i w:val="0"/>
+          <w:color w:val="1A5276"/>
+          <w:sz w:val="20"/>
+        </w:rPr>
+        <w:t>api/gerenciar/grupos</w:t>
+      </w:r>
+      <w:r>
+        <w:rPr>
+          <w:rFonts w:ascii="Calibri" w:hAnsi="Calibri"/>
+          <w:b w:val="0"/>
+          <w:i w:val="0"/>
+          <w:color w:val="1A5276"/>
+          <w:sz w:val="22"/>
+        </w:rPr>
+        <w:t>, apenas verbos GET/POST, e respondem no envelope padrão com HTTP 200 (sucesso) ou 400 (erro/validação).</w:t>
       </w:r>
     </w:p>
     <w:tbl>
@@ -1389,7 +1543,7 @@
                 <w:color w:val="333333"/>
                 <w:sz w:val="20"/>
               </w:rPr>
-              <w:t>POST /grupos</w:t>
+              <w:t>POST incluirgrupo</w:t>
             </w:r>
             <w:r>
               <w:rPr>
@@ -1398,7 +1552,7 @@
                 <w:i w:val="0"/>
                 <w:sz w:val="20"/>
               </w:rPr>
-              <w:t xml:space="preserve"> com nome, descrição e status ativo; validar unicidade do nome</w:t>
+              <w:t xml:space="preserve"> (nome + lista de membros); validar unicidade do nome</w:t>
             </w:r>
           </w:p>
         </w:tc>
@@ -1557,7 +1711,7 @@
                 <w:i w:val="0"/>
                 <w:sz w:val="20"/>
               </w:rPr>
-              <w:t xml:space="preserve">Listagem e consulta de grupos via </w:t>
+              <w:t xml:space="preserve">Listagem de grupos via </w:t>
             </w:r>
             <w:r>
               <w:rPr>
@@ -1567,7 +1721,7 @@
                 <w:color w:val="333333"/>
                 <w:sz w:val="20"/>
               </w:rPr>
-              <w:t>GET /grupos</w:t>
+              <w:t>GET listargrupo</w:t>
             </w:r>
             <w:r>
               <w:rPr>
@@ -1576,7 +1730,7 @@
                 <w:i w:val="0"/>
                 <w:sz w:val="20"/>
               </w:rPr>
-              <w:t xml:space="preserve"> (lista paginada) e </w:t>
+              <w:t xml:space="preserve"> (paginada) e consulta dos usuários de um grupo via </w:t>
             </w:r>
             <w:r>
               <w:rPr>
@@ -1586,16 +1740,7 @@
                 <w:color w:val="333333"/>
                 <w:sz w:val="20"/>
               </w:rPr>
-              <w:t>GET /grupos/{id}</w:t>
-            </w:r>
-            <w:r>
-              <w:rPr>
-                <w:rFonts w:ascii="Calibri" w:hAnsi="Calibri"/>
-                <w:b w:val="0"/>
-                <w:i w:val="0"/>
-                <w:sz w:val="20"/>
-              </w:rPr>
-              <w:t xml:space="preserve"> (detalhes)</w:t>
+              <w:t>GET buscargrupoporid</w:t>
             </w:r>
           </w:p>
         </w:tc>
@@ -1762,7 +1907,7 @@
                 <w:color w:val="333333"/>
                 <w:sz w:val="20"/>
               </w:rPr>
-              <w:t>PUT /grupos/{id}</w:t>
+              <w:t>POST alterargrupo</w:t>
             </w:r>
             <w:r>
               <w:rPr>
@@ -1771,7 +1916,17 @@
                 <w:i w:val="0"/>
                 <w:sz w:val="20"/>
               </w:rPr>
-              <w:t>; campos editáveis: nome, descrição, status</w:t>
+              <w:t xml:space="preserve"> (nome e membros) e ativação/desativação via </w:t>
+            </w:r>
+            <w:r>
+              <w:rPr>
+                <w:rFonts w:ascii="Courier New" w:hAnsi="Courier New"/>
+                <w:b w:val="0"/>
+                <w:i w:val="0"/>
+                <w:color w:val="333333"/>
+                <w:sz w:val="20"/>
+              </w:rPr>
+              <w:t>POST ativardesativar</w:t>
             </w:r>
           </w:p>
         </w:tc>
@@ -1930,7 +2085,7 @@
                 <w:i w:val="0"/>
                 <w:sz w:val="20"/>
               </w:rPr>
-              <w:t xml:space="preserve">Exclusão lógica de grupo via </w:t>
+              <w:t xml:space="preserve">Exclusão de grupo via </w:t>
             </w:r>
             <w:r>
               <w:rPr>
@@ -1940,7 +2095,7 @@
                 <w:color w:val="333333"/>
                 <w:sz w:val="20"/>
               </w:rPr>
-              <w:t>DELETE /grupos/{id}</w:t>
+              <w:t>POST excluirgrupo</w:t>
             </w:r>
             <w:r>
               <w:rPr>
@@ -1949,7 +2104,26 @@
                 <w:i w:val="0"/>
                 <w:sz w:val="20"/>
               </w:rPr>
-              <w:t xml:space="preserve"> (soft delete); bloqueada se houver usuários vinculados ativos</w:t>
+              <w:t xml:space="preserve">, com opção de notificar os membros (campo </w:t>
+            </w:r>
+            <w:r>
+              <w:rPr>
+                <w:rFonts w:ascii="Courier New" w:hAnsi="Courier New"/>
+                <w:b w:val="0"/>
+                <w:i w:val="0"/>
+                <w:color w:val="333333"/>
+                <w:sz w:val="20"/>
+              </w:rPr>
+              <w:t>NotificarMembros</w:t>
+            </w:r>
+            <w:r>
+              <w:rPr>
+                <w:rFonts w:ascii="Calibri" w:hAnsi="Calibri"/>
+                <w:b w:val="0"/>
+                <w:i w:val="0"/>
+                <w:sz w:val="20"/>
+              </w:rPr>
+              <w:t>)</w:t>
             </w:r>
           </w:p>
         </w:tc>
@@ -2106,7 +2280,7 @@
                 <w:i w:val="0"/>
                 <w:sz w:val="20"/>
               </w:rPr>
-              <w:t xml:space="preserve">Atribuição e substituição de permissões RBAC via </w:t>
+              <w:t>Definição da função (</w:t>
             </w:r>
             <w:r>
               <w:rPr>
@@ -2116,7 +2290,7 @@
                 <w:color w:val="333333"/>
                 <w:sz w:val="20"/>
               </w:rPr>
-              <w:t>PUT /grupos/{id}/permissoes</w:t>
+              <w:t>Usuario</w:t>
             </w:r>
             <w:r>
               <w:rPr>
@@ -2125,7 +2299,36 @@
                 <w:i w:val="0"/>
                 <w:sz w:val="20"/>
               </w:rPr>
-              <w:t>; valores validados por enum</w:t>
+              <w:t>/</w:t>
+            </w:r>
+            <w:r>
+              <w:rPr>
+                <w:rFonts w:ascii="Courier New" w:hAnsi="Courier New"/>
+                <w:b w:val="0"/>
+                <w:i w:val="0"/>
+                <w:color w:val="333333"/>
+                <w:sz w:val="20"/>
+              </w:rPr>
+              <w:t>Administrador</w:t>
+            </w:r>
+            <w:r>
+              <w:rPr>
+                <w:rFonts w:ascii="Calibri" w:hAnsi="Calibri"/>
+                <w:b w:val="0"/>
+                <w:i w:val="0"/>
+                <w:sz w:val="20"/>
+              </w:rPr>
+              <w:t xml:space="preserve">) de um usuário no grupo via </w:t>
+            </w:r>
+            <w:r>
+              <w:rPr>
+                <w:rFonts w:ascii="Courier New" w:hAnsi="Courier New"/>
+                <w:b w:val="0"/>
+                <w:i w:val="0"/>
+                <w:color w:val="333333"/>
+                <w:sz w:val="20"/>
+              </w:rPr>
+              <w:t>POST alterarfuncaodousuario</w:t>
             </w:r>
           </w:p>
         </w:tc>
@@ -2284,7 +2487,7 @@
                 <w:i w:val="0"/>
                 <w:sz w:val="20"/>
               </w:rPr>
-              <w:t xml:space="preserve">Vinculação de usuário a grupo via </w:t>
+              <w:t xml:space="preserve">Vinculação de usuário ao grupo pela lista de membros em </w:t>
             </w:r>
             <w:r>
               <w:rPr>
@@ -2294,7 +2497,26 @@
                 <w:color w:val="333333"/>
                 <w:sz w:val="20"/>
               </w:rPr>
-              <w:t>POST /grupos/{id}/usuarios</w:t>
+              <w:t>incluirgrupo</w:t>
+            </w:r>
+            <w:r>
+              <w:rPr>
+                <w:rFonts w:ascii="Calibri" w:hAnsi="Calibri"/>
+                <w:b w:val="0"/>
+                <w:i w:val="0"/>
+                <w:sz w:val="20"/>
+              </w:rPr>
+              <w:t>/</w:t>
+            </w:r>
+            <w:r>
+              <w:rPr>
+                <w:rFonts w:ascii="Courier New" w:hAnsi="Courier New"/>
+                <w:b w:val="0"/>
+                <w:i w:val="0"/>
+                <w:color w:val="333333"/>
+                <w:sz w:val="20"/>
+              </w:rPr>
+              <w:t>alterargrupo</w:t>
             </w:r>
             <w:r>
               <w:rPr>
@@ -2313,7 +2535,7 @@
                 <w:color w:val="333333"/>
                 <w:sz w:val="20"/>
               </w:rPr>
-              <w:t>DELETE /grupos/{id}/usuarios/{uid}</w:t>
+              <w:t>POST removerusuario</w:t>
             </w:r>
           </w:p>
         </w:tc>
@@ -2467,10 +2689,19 @@
               <w:rPr>
                 <w:rFonts w:ascii="Calibri" w:hAnsi="Calibri"/>
                 <w:b w:val="0"/>
+                <w:i/>
+                <w:sz w:val="20"/>
+              </w:rPr>
+              <w:t>(Planejado — Sprint 2)</w:t>
+            </w:r>
+            <w:r>
+              <w:rPr>
+                <w:rFonts w:ascii="Calibri" w:hAnsi="Calibri"/>
+                <w:b w:val="0"/>
                 <w:i w:val="0"/>
                 <w:sz w:val="20"/>
               </w:rPr>
-              <w:t xml:space="preserve">Registro automático de auditoria em tabela </w:t>
+              <w:t xml:space="preserve"> Registro automático de auditoria em tabela </w:t>
             </w:r>
             <w:r>
               <w:rPr>
@@ -2489,7 +2720,7 @@
                 <w:i w:val="0"/>
                 <w:sz w:val="20"/>
               </w:rPr>
-              <w:t xml:space="preserve"> para todas as operações de escrita (imutável)</w:t>
+              <w:t xml:space="preserve"> para operações de escrita</w:t>
             </w:r>
           </w:p>
         </w:tc>
@@ -2645,10 +2876,19 @@
               <w:rPr>
                 <w:rFonts w:ascii="Calibri" w:hAnsi="Calibri"/>
                 <w:b w:val="0"/>
+                <w:i/>
+                <w:sz w:val="20"/>
+              </w:rPr>
+              <w:t>(Planejado — Sprint 2)</w:t>
+            </w:r>
+            <w:r>
+              <w:rPr>
+                <w:rFonts w:ascii="Calibri" w:hAnsi="Calibri"/>
+                <w:b w:val="0"/>
                 <w:i w:val="0"/>
                 <w:sz w:val="20"/>
               </w:rPr>
-              <w:t xml:space="preserve">Integração com </w:t>
+              <w:t xml:space="preserve"> Integração com </w:t>
             </w:r>
             <w:r>
               <w:rPr>
@@ -2667,7 +2907,7 @@
                 <w:i w:val="0"/>
                 <w:sz w:val="20"/>
               </w:rPr>
-              <w:t xml:space="preserve"> via chamada HTTP para sincronização de vínculos na base </w:t>
+              <w:t xml:space="preserve"> para sincronização de vínculos na base </w:t>
             </w:r>
             <w:r>
               <w:rPr>
@@ -2831,20 +3071,10 @@
               <w:rPr>
                 <w:rFonts w:ascii="Calibri" w:hAnsi="Calibri"/>
                 <w:b w:val="0"/>
-                <w:i w:val="0"/>
+                <w:i/>
                 <w:sz w:val="20"/>
               </w:rPr>
-              <w:t xml:space="preserve">Geração de relatório consolidado via </w:t>
-            </w:r>
-            <w:r>
-              <w:rPr>
-                <w:rFonts w:ascii="Courier New" w:hAnsi="Courier New"/>
-                <w:b w:val="0"/>
-                <w:i w:val="0"/>
-                <w:color w:val="333333"/>
-                <w:sz w:val="20"/>
-              </w:rPr>
-              <w:t>GET /grupos/relatorio</w:t>
+              <w:t>(Planejado — Sprint 3)</w:t>
             </w:r>
             <w:r>
               <w:rPr>
@@ -2853,7 +3083,7 @@
                 <w:i w:val="0"/>
                 <w:sz w:val="20"/>
               </w:rPr>
-              <w:t xml:space="preserve"> com exportação em formato CSV</w:t>
+              <w:t xml:space="preserve"> Geração de relatório consolidado de grupos</w:t>
             </w:r>
           </w:p>
         </w:tc>
@@ -3326,17 +3556,7 @@
                 <w:i w:val="0"/>
                 <w:sz w:val="20"/>
               </w:rPr>
-              <w:t xml:space="preserve">Todas as operações de escrita devem ser rastreáveis via tabela </w:t>
-            </w:r>
-            <w:r>
-              <w:rPr>
-                <w:rFonts w:ascii="Courier New" w:hAnsi="Courier New"/>
-                <w:b w:val="0"/>
-                <w:i w:val="0"/>
-                <w:color w:val="333333"/>
-                <w:sz w:val="20"/>
-              </w:rPr>
-              <w:t>AuditoriaGrupos</w:t>
+              <w:t>Operações de escrita devem ser rastreáveis via auditoria (entrega planejada na Sprint 2)</w:t>
             </w:r>
           </w:p>
         </w:tc>
@@ -3670,7 +3890,17 @@
                 <w:i w:val="0"/>
                 <w:sz w:val="20"/>
               </w:rPr>
-              <w:t>; tentativa de criação/atualização com nome duplicado retorna HTTP 409</w:t>
+              <w:t xml:space="preserve">; tentativa de criação com nome duplicado retorna HTTP 400 com mensagem </w:t>
+            </w:r>
+            <w:r>
+              <w:rPr>
+                <w:rFonts w:ascii="Courier New" w:hAnsi="Courier New"/>
+                <w:b w:val="0"/>
+                <w:i w:val="0"/>
+                <w:color w:val="333333"/>
+                <w:sz w:val="20"/>
+              </w:rPr>
+              <w:t>Grupo já existe</w:t>
             </w:r>
           </w:p>
         </w:tc>
@@ -3725,7 +3955,7 @@
                 <w:i w:val="0"/>
                 <w:sz w:val="20"/>
               </w:rPr>
-              <w:t>A operação de soft delete (</w:t>
+              <w:t>A exclusão de grupo (</w:t>
             </w:r>
             <w:r>
               <w:rPr>
@@ -3735,7 +3965,7 @@
                 <w:color w:val="333333"/>
                 <w:sz w:val="20"/>
               </w:rPr>
-              <w:t>DELETE /grupos/{id}</w:t>
+              <w:t>POST excluirgrupo</w:t>
             </w:r>
             <w:r>
               <w:rPr>
@@ -3744,7 +3974,17 @@
                 <w:i w:val="0"/>
                 <w:sz w:val="20"/>
               </w:rPr>
-              <w:t>) é bloqueada se existirem usuários vinculados e ativos ao grupo</w:t>
+              <w:t xml:space="preserve">) pode notificar os membros do grupo quando </w:t>
+            </w:r>
+            <w:r>
+              <w:rPr>
+                <w:rFonts w:ascii="Courier New" w:hAnsi="Courier New"/>
+                <w:b w:val="0"/>
+                <w:i w:val="0"/>
+                <w:color w:val="333333"/>
+                <w:sz w:val="20"/>
+              </w:rPr>
+              <w:t>NotificarMembros = true</w:t>
             </w:r>
           </w:p>
         </w:tc>
@@ -3801,7 +4041,64 @@
                 <w:i w:val="0"/>
                 <w:sz w:val="20"/>
               </w:rPr>
-              <w:t>As permissões atribuídas a um grupo devem pertencer ao enum de permissões válido definido na camada de domínio</w:t>
+              <w:t xml:space="preserve">A função atribuída a um usuário no grupo deve pertencer ao enum </w:t>
+            </w:r>
+            <w:r>
+              <w:rPr>
+                <w:rFonts w:ascii="Courier New" w:hAnsi="Courier New"/>
+                <w:b w:val="0"/>
+                <w:i w:val="0"/>
+                <w:color w:val="333333"/>
+                <w:sz w:val="20"/>
+              </w:rPr>
+              <w:t>FuncaoUsuariosEnum</w:t>
+            </w:r>
+            <w:r>
+              <w:rPr>
+                <w:rFonts w:ascii="Calibri" w:hAnsi="Calibri"/>
+                <w:b w:val="0"/>
+                <w:i w:val="0"/>
+                <w:sz w:val="20"/>
+              </w:rPr>
+              <w:t xml:space="preserve"> (</w:t>
+            </w:r>
+            <w:r>
+              <w:rPr>
+                <w:rFonts w:ascii="Courier New" w:hAnsi="Courier New"/>
+                <w:b w:val="0"/>
+                <w:i w:val="0"/>
+                <w:color w:val="333333"/>
+                <w:sz w:val="20"/>
+              </w:rPr>
+              <w:t>Usuario</w:t>
+            </w:r>
+            <w:r>
+              <w:rPr>
+                <w:rFonts w:ascii="Calibri" w:hAnsi="Calibri"/>
+                <w:b w:val="0"/>
+                <w:i w:val="0"/>
+                <w:sz w:val="20"/>
+              </w:rPr>
+              <w:t xml:space="preserve">, </w:t>
+            </w:r>
+            <w:r>
+              <w:rPr>
+                <w:rFonts w:ascii="Courier New" w:hAnsi="Courier New"/>
+                <w:b w:val="0"/>
+                <w:i w:val="0"/>
+                <w:color w:val="333333"/>
+                <w:sz w:val="20"/>
+              </w:rPr>
+              <w:t>Administrador</w:t>
+            </w:r>
+            <w:r>
+              <w:rPr>
+                <w:rFonts w:ascii="Calibri" w:hAnsi="Calibri"/>
+                <w:b w:val="0"/>
+                <w:i w:val="0"/>
+                <w:sz w:val="20"/>
+              </w:rPr>
+              <w:t>)</w:t>
             </w:r>
           </w:p>
         </w:tc>
@@ -3853,10 +4150,19 @@
               <w:rPr>
                 <w:rFonts w:ascii="Calibri" w:hAnsi="Calibri"/>
                 <w:b w:val="0"/>
+                <w:i/>
+                <w:sz w:val="20"/>
+              </w:rPr>
+              <w:t>(Planejado — Sprint 2)</w:t>
+            </w:r>
+            <w:r>
+              <w:rPr>
+                <w:rFonts w:ascii="Calibri" w:hAnsi="Calibri"/>
+                <w:b w:val="0"/>
                 <w:i w:val="0"/>
                 <w:sz w:val="20"/>
               </w:rPr>
-              <w:t xml:space="preserve">Os registros da tabela </w:t>
+              <w:t xml:space="preserve"> Os registros de auditoria de </w:t>
             </w:r>
             <w:r>
               <w:rPr>
@@ -3875,7 +4181,7 @@
                 <w:i w:val="0"/>
                 <w:sz w:val="20"/>
               </w:rPr>
-              <w:t xml:space="preserve"> são imutáveis — não podem ser alterados ou excluídos por nenhuma operação</w:t>
+              <w:t xml:space="preserve"> são imutáveis — não podem ser alterados ou excluídos</w:t>
             </w:r>
           </w:p>
         </w:tc>
@@ -3929,10 +4235,19 @@
               <w:rPr>
                 <w:rFonts w:ascii="Calibri" w:hAnsi="Calibri"/>
                 <w:b w:val="0"/>
+                <w:i/>
+                <w:sz w:val="20"/>
+              </w:rPr>
+              <w:t>(Planejado — Sprint 2)</w:t>
+            </w:r>
+            <w:r>
+              <w:rPr>
+                <w:rFonts w:ascii="Calibri" w:hAnsi="Calibri"/>
+                <w:b w:val="0"/>
                 <w:i w:val="0"/>
                 <w:sz w:val="20"/>
               </w:rPr>
-              <w:t xml:space="preserve">A sincronização com </w:t>
+              <w:t xml:space="preserve"> A sincronização com </w:t>
             </w:r>
             <w:r>
               <w:rPr>
@@ -3951,7 +4266,7 @@
                 <w:i w:val="0"/>
                 <w:sz w:val="20"/>
               </w:rPr>
-              <w:t xml:space="preserve"> deve ser acionada automaticamente após qualquer alteração de vínculo</w:t>
+              <w:t xml:space="preserve"> deve ser acionada após alteração de vínculo</w:t>
             </w:r>
           </w:p>
         </w:tc>
@@ -4104,7 +4419,7 @@
                 <w:color w:val="333333"/>
                 <w:sz w:val="20"/>
               </w:rPr>
-              <w:t>POST /grupos</w:t>
+              <w:t>POST incluirgrupo</w:t>
             </w:r>
             <w:r>
               <w:rPr>
@@ -4113,7 +4428,55 @@
                 <w:i w:val="0"/>
                 <w:sz w:val="20"/>
               </w:rPr>
-              <w:t xml:space="preserve"> retorna HTTP 201 com o recurso criado; retorna HTTP 409 em caso de nome duplicado</w:t>
+              <w:t xml:space="preserve"> retorna HTTP 200 com </w:t>
+            </w:r>
+            <w:r>
+              <w:rPr>
+                <w:rFonts w:ascii="Courier New" w:hAnsi="Courier New"/>
+                <w:b w:val="0"/>
+                <w:i w:val="0"/>
+                <w:color w:val="333333"/>
+                <w:sz w:val="20"/>
+              </w:rPr>
+              <w:t>Sucesso=true</w:t>
+            </w:r>
+            <w:r>
+              <w:rPr>
+                <w:rFonts w:ascii="Calibri" w:hAnsi="Calibri"/>
+                <w:b w:val="0"/>
+                <w:i w:val="0"/>
+                <w:sz w:val="20"/>
+              </w:rPr>
+              <w:t xml:space="preserve"> e </w:t>
+            </w:r>
+            <w:r>
+              <w:rPr>
+                <w:rFonts w:ascii="Courier New" w:hAnsi="Courier New"/>
+                <w:b w:val="0"/>
+                <w:i w:val="0"/>
+                <w:color w:val="333333"/>
+                <w:sz w:val="20"/>
+              </w:rPr>
+              <w:t>MensagemPublica="Grupo incluído com sucesso"</w:t>
+            </w:r>
+            <w:r>
+              <w:rPr>
+                <w:rFonts w:ascii="Calibri" w:hAnsi="Calibri"/>
+                <w:b w:val="0"/>
+                <w:i w:val="0"/>
+                <w:sz w:val="20"/>
+              </w:rPr>
+              <w:t xml:space="preserve">; nome duplicado retorna HTTP 400 </w:t>
+            </w:r>
+            <w:r>
+              <w:rPr>
+                <w:rFonts w:ascii="Courier New" w:hAnsi="Courier New"/>
+                <w:b w:val="0"/>
+                <w:i w:val="0"/>
+                <w:color w:val="333333"/>
+                <w:sz w:val="20"/>
+              </w:rPr>
+              <w:t>"Grupo já existe"</w:t>
             </w:r>
           </w:p>
         </w:tc>
@@ -4169,7 +4532,7 @@
                 <w:color w:val="333333"/>
                 <w:sz w:val="20"/>
               </w:rPr>
-              <w:t>GET /grupos</w:t>
+              <w:t>GET listargrupo</w:t>
             </w:r>
             <w:r>
               <w:rPr>
@@ -4178,7 +4541,7 @@
                 <w:i w:val="0"/>
                 <w:sz w:val="20"/>
               </w:rPr>
-              <w:t xml:space="preserve"> retorna lista paginada; </w:t>
+              <w:t xml:space="preserve"> retorna lista paginada (HTTP 200); </w:t>
             </w:r>
             <w:r>
               <w:rPr>
@@ -4188,7 +4551,7 @@
                 <w:color w:val="333333"/>
                 <w:sz w:val="20"/>
               </w:rPr>
-              <w:t>GET /grupos/{id}</w:t>
+              <w:t>GET buscargrupoporid</w:t>
             </w:r>
             <w:r>
               <w:rPr>
@@ -4197,7 +4560,7 @@
                 <w:i w:val="0"/>
                 <w:sz w:val="20"/>
               </w:rPr>
-              <w:t xml:space="preserve"> retorna HTTP 200 ou HTTP 404 se não encontrado</w:t>
+              <w:t xml:space="preserve"> retorna os usuários do grupo (HTTP 200); parâmetro inválido retorna HTTP 400</w:t>
             </w:r>
           </w:p>
         </w:tc>
@@ -4255,7 +4618,7 @@
                 <w:color w:val="333333"/>
                 <w:sz w:val="20"/>
               </w:rPr>
-              <w:t>PUT /grupos/{id}</w:t>
+              <w:t>POST alterargrupo</w:t>
             </w:r>
             <w:r>
               <w:rPr>
@@ -4264,7 +4627,26 @@
                 <w:i w:val="0"/>
                 <w:sz w:val="20"/>
               </w:rPr>
-              <w:t xml:space="preserve"> retorna HTTP 200 com dados atualizados; HTTP 404 se grupo inexistente</w:t>
+              <w:t xml:space="preserve"> retorna HTTP 200 com os dados atualizados; </w:t>
+            </w:r>
+            <w:r>
+              <w:rPr>
+                <w:rFonts w:ascii="Courier New" w:hAnsi="Courier New"/>
+                <w:b w:val="0"/>
+                <w:i w:val="0"/>
+                <w:color w:val="333333"/>
+                <w:sz w:val="20"/>
+              </w:rPr>
+              <w:t>POST ativardesativar</w:t>
+            </w:r>
+            <w:r>
+              <w:rPr>
+                <w:rFonts w:ascii="Calibri" w:hAnsi="Calibri"/>
+                <w:b w:val="0"/>
+                <w:i w:val="0"/>
+                <w:sz w:val="20"/>
+              </w:rPr>
+              <w:t xml:space="preserve"> altera o status (ativo 0/1) e retorna HTTP 200</w:t>
             </w:r>
           </w:p>
         </w:tc>
@@ -4320,7 +4702,7 @@
                 <w:color w:val="333333"/>
                 <w:sz w:val="20"/>
               </w:rPr>
-              <w:t>DELETE /grupos/{id}</w:t>
+              <w:t>POST excluirgrupo</w:t>
             </w:r>
             <w:r>
               <w:rPr>
@@ -4329,7 +4711,17 @@
                 <w:i w:val="0"/>
                 <w:sz w:val="20"/>
               </w:rPr>
-              <w:t xml:space="preserve"> retorna HTTP 204 após soft delete; HTTP 409 se houver usuários vinculados</w:t>
+              <w:t xml:space="preserve"> retorna HTTP 200 após a exclusão; notifica os membros quando </w:t>
+            </w:r>
+            <w:r>
+              <w:rPr>
+                <w:rFonts w:ascii="Courier New" w:hAnsi="Courier New"/>
+                <w:b w:val="0"/>
+                <w:i w:val="0"/>
+                <w:color w:val="333333"/>
+                <w:sz w:val="20"/>
+              </w:rPr>
+              <w:t>NotificarMembros = true</w:t>
             </w:r>
           </w:p>
         </w:tc>
@@ -4387,7 +4779,7 @@
                 <w:color w:val="333333"/>
                 <w:sz w:val="20"/>
               </w:rPr>
-              <w:t>PUT /grupos/{id}/permissoes</w:t>
+              <w:t>POST alterarfuncaodousuario</w:t>
             </w:r>
             <w:r>
               <w:rPr>
@@ -4396,7 +4788,45 @@
                 <w:i w:val="0"/>
                 <w:sz w:val="20"/>
               </w:rPr>
-              <w:t xml:space="preserve"> substitui permissões e retorna HTTP 200; HTTP 400 para valores de enum inválidos</w:t>
+              <w:t xml:space="preserve"> altera a função (</w:t>
+            </w:r>
+            <w:r>
+              <w:rPr>
+                <w:rFonts w:ascii="Courier New" w:hAnsi="Courier New"/>
+                <w:b w:val="0"/>
+                <w:i w:val="0"/>
+                <w:color w:val="333333"/>
+                <w:sz w:val="20"/>
+              </w:rPr>
+              <w:t>Usuario</w:t>
+            </w:r>
+            <w:r>
+              <w:rPr>
+                <w:rFonts w:ascii="Calibri" w:hAnsi="Calibri"/>
+                <w:b w:val="0"/>
+                <w:i w:val="0"/>
+                <w:sz w:val="20"/>
+              </w:rPr>
+              <w:t>/</w:t>
+            </w:r>
+            <w:r>
+              <w:rPr>
+                <w:rFonts w:ascii="Courier New" w:hAnsi="Courier New"/>
+                <w:b w:val="0"/>
+                <w:i w:val="0"/>
+                <w:color w:val="333333"/>
+                <w:sz w:val="20"/>
+              </w:rPr>
+              <w:t>Administrador</w:t>
+            </w:r>
+            <w:r>
+              <w:rPr>
+                <w:rFonts w:ascii="Calibri" w:hAnsi="Calibri"/>
+                <w:b w:val="0"/>
+                <w:i w:val="0"/>
+                <w:sz w:val="20"/>
+              </w:rPr>
+              <w:t>) do usuário e retorna HTTP 200; dados inválidos retornam HTTP 400</w:t>
             </w:r>
           </w:p>
         </w:tc>
@@ -4446,22 +4876,12 @@
             </w:pPr>
             <w:r>
               <w:rPr>
-                <w:rFonts w:ascii="Courier New" w:hAnsi="Courier New"/>
-                <w:b w:val="0"/>
-                <w:i w:val="0"/>
-                <w:color w:val="333333"/>
-                <w:sz w:val="20"/>
-              </w:rPr>
-              <w:t>POST /grupos/{id}/usuarios</w:t>
-            </w:r>
-            <w:r>
-              <w:rPr>
                 <w:rFonts w:ascii="Calibri" w:hAnsi="Calibri"/>
                 <w:b w:val="0"/>
                 <w:i w:val="0"/>
                 <w:sz w:val="20"/>
               </w:rPr>
-              <w:t xml:space="preserve"> retorna HTTP 201; </w:t>
+              <w:t xml:space="preserve">Vincular usuário (na lista </w:t>
             </w:r>
             <w:r>
               <w:rPr>
@@ -4471,7 +4891,7 @@
                 <w:color w:val="333333"/>
                 <w:sz w:val="20"/>
               </w:rPr>
-              <w:t>DELETE /grupos/{id}/usuarios/{uid}</w:t>
+              <w:t>GrupoDeUsuarios</w:t>
             </w:r>
             <w:r>
               <w:rPr>
@@ -4480,7 +4900,64 @@
                 <w:i w:val="0"/>
                 <w:sz w:val="20"/>
               </w:rPr>
-              <w:t xml:space="preserve"> retorna HTTP 204</w:t>
+              <w:t xml:space="preserve"> de </w:t>
+            </w:r>
+            <w:r>
+              <w:rPr>
+                <w:rFonts w:ascii="Courier New" w:hAnsi="Courier New"/>
+                <w:b w:val="0"/>
+                <w:i w:val="0"/>
+                <w:color w:val="333333"/>
+                <w:sz w:val="20"/>
+              </w:rPr>
+              <w:t>incluirgrupo</w:t>
+            </w:r>
+            <w:r>
+              <w:rPr>
+                <w:rFonts w:ascii="Calibri" w:hAnsi="Calibri"/>
+                <w:b w:val="0"/>
+                <w:i w:val="0"/>
+                <w:sz w:val="20"/>
+              </w:rPr>
+              <w:t>/</w:t>
+            </w:r>
+            <w:r>
+              <w:rPr>
+                <w:rFonts w:ascii="Courier New" w:hAnsi="Courier New"/>
+                <w:b w:val="0"/>
+                <w:i w:val="0"/>
+                <w:color w:val="333333"/>
+                <w:sz w:val="20"/>
+              </w:rPr>
+              <w:t>alterargrupo</w:t>
+            </w:r>
+            <w:r>
+              <w:rPr>
+                <w:rFonts w:ascii="Calibri" w:hAnsi="Calibri"/>
+                <w:b w:val="0"/>
+                <w:i w:val="0"/>
+                <w:sz w:val="20"/>
+              </w:rPr>
+              <w:t xml:space="preserve">) e </w:t>
+            </w:r>
+            <w:r>
+              <w:rPr>
+                <w:rFonts w:ascii="Courier New" w:hAnsi="Courier New"/>
+                <w:b w:val="0"/>
+                <w:i w:val="0"/>
+                <w:color w:val="333333"/>
+                <w:sz w:val="20"/>
+              </w:rPr>
+              <w:t>POST removerusuario</w:t>
+            </w:r>
+            <w:r>
+              <w:rPr>
+                <w:rFonts w:ascii="Calibri" w:hAnsi="Calibri"/>
+                <w:b w:val="0"/>
+                <w:i w:val="0"/>
+                <w:sz w:val="20"/>
+              </w:rPr>
+              <w:t xml:space="preserve"> retornam HTTP 200</w:t>
             </w:r>
           </w:p>
         </w:tc>
@@ -4534,20 +5011,10 @@
               <w:rPr>
                 <w:rFonts w:ascii="Calibri" w:hAnsi="Calibri"/>
                 <w:b w:val="0"/>
-                <w:i w:val="0"/>
+                <w:i/>
                 <w:sz w:val="20"/>
               </w:rPr>
-              <w:t xml:space="preserve">Toda operação de escrita gera registro em </w:t>
-            </w:r>
-            <w:r>
-              <w:rPr>
-                <w:rFonts w:ascii="Courier New" w:hAnsi="Courier New"/>
-                <w:b w:val="0"/>
-                <w:i w:val="0"/>
-                <w:color w:val="333333"/>
-                <w:sz w:val="20"/>
-              </w:rPr>
-              <w:t>AuditoriaGrupos</w:t>
+              <w:t>(Planejado — Sprint 2)</w:t>
             </w:r>
             <w:r>
               <w:rPr>
@@ -4556,7 +5023,7 @@
                 <w:i w:val="0"/>
                 <w:sz w:val="20"/>
               </w:rPr>
-              <w:t xml:space="preserve"> com usuário, timestamp e operação realizada</w:t>
+              <w:t xml:space="preserve"> Toda operação de escrita gera registro de auditoria com usuário, timestamp e operação realizada</w:t>
             </w:r>
           </w:p>
         </w:tc>
@@ -4608,10 +5075,19 @@
               <w:rPr>
                 <w:rFonts w:ascii="Calibri" w:hAnsi="Calibri"/>
                 <w:b w:val="0"/>
+                <w:i/>
+                <w:sz w:val="20"/>
+              </w:rPr>
+              <w:t>(Planejado — Sprint 2)</w:t>
+            </w:r>
+            <w:r>
+              <w:rPr>
+                <w:rFonts w:ascii="Calibri" w:hAnsi="Calibri"/>
+                <w:b w:val="0"/>
                 <w:i w:val="0"/>
                 <w:sz w:val="20"/>
               </w:rPr>
-              <w:t xml:space="preserve">Após criação/remoção de vínculo, </w:t>
+              <w:t xml:space="preserve"> Após alteração de vínculo, </w:t>
             </w:r>
             <w:r>
               <w:rPr>
@@ -4630,7 +5106,7 @@
                 <w:i w:val="0"/>
                 <w:sz w:val="20"/>
               </w:rPr>
-              <w:t xml:space="preserve"> é chamado com sucesso; falha gera log e não interrompe a operação</w:t>
+              <w:t xml:space="preserve"> é chamado; falha gera log e não interrompe a operação</w:t>
             </w:r>
           </w:p>
         </w:tc>
@@ -4682,13 +5158,12 @@
             </w:pPr>
             <w:r>
               <w:rPr>
-                <w:rFonts w:ascii="Courier New" w:hAnsi="Courier New"/>
+                <w:rFonts w:ascii="Calibri" w:hAnsi="Calibri"/>
                 <w:b w:val="0"/>
-                <w:i w:val="0"/>
-                <w:color w:val="333333"/>
+                <w:i/>
                 <w:sz w:val="20"/>
               </w:rPr>
-              <w:t>GET /grupos/relatorio</w:t>
+              <w:t>(Planejado — Sprint 3)</w:t>
             </w:r>
             <w:r>
               <w:rPr>
@@ -4697,26 +5172,7 @@
                 <w:i w:val="0"/>
                 <w:sz w:val="20"/>
               </w:rPr>
-              <w:t xml:space="preserve"> retorna JSON consolidado; com </w:t>
-            </w:r>
-            <w:r>
-              <w:rPr>
-                <w:rFonts w:ascii="Courier New" w:hAnsi="Courier New"/>
-                <w:b w:val="0"/>
-                <w:i w:val="0"/>
-                <w:color w:val="333333"/>
-                <w:sz w:val="20"/>
-              </w:rPr>
-              <w:t>?formato=csv</w:t>
-            </w:r>
-            <w:r>
-              <w:rPr>
-                <w:rFonts w:ascii="Calibri" w:hAnsi="Calibri"/>
-                <w:b w:val="0"/>
-                <w:i w:val="0"/>
-                <w:sz w:val="20"/>
-              </w:rPr>
-              <w:t xml:space="preserve"> retorna arquivo CSV com cabeçalho correto</w:t>
+              <w:t xml:space="preserve"> Relatório consolidado de grupos disponível para consulta</w:t>
             </w:r>
           </w:p>
         </w:tc>
@@ -5287,6 +5743,112 @@
           </w:p>
         </w:tc>
       </w:tr>
+      <w:tr>
+        <w:trPr>
+          <w:cantSplit w:val="1"/>
+        </w:trPr>
+        <w:tc>
+          <w:tcPr>
+            <w:tcW w:type="dxa" w:w="2225"/>
+            <w:tcMar>
+              <w:top w:w="60" w:type="dxa"/>
+              <w:bottom w:w="60" w:type="dxa"/>
+              <w:left w:w="100" w:type="dxa"/>
+              <w:right w:w="100" w:type="dxa"/>
+            </w:tcMar>
+            <w:shd w:val="clear" w:color="auto" w:fill="F0F4F8"/>
+          </w:tcPr>
+          <w:p>
+            <w:pPr>
+              <w:spacing w:before="40" w:after="40"/>
+            </w:pPr>
+            <w:r>
+              <w:rPr>
+                <w:rFonts w:ascii="Calibri" w:hAnsi="Calibri"/>
+                <w:b/>
+                <w:i w:val="0"/>
+                <w:sz w:val="20"/>
+              </w:rPr>
+              <w:t>1.2</w:t>
+            </w:r>
+          </w:p>
+        </w:tc>
+        <w:tc>
+          <w:tcPr>
+            <w:tcW w:type="dxa" w:w="2225"/>
+            <w:tcMar>
+              <w:top w:w="60" w:type="dxa"/>
+              <w:bottom w:w="60" w:type="dxa"/>
+              <w:left w:w="100" w:type="dxa"/>
+              <w:right w:w="100" w:type="dxa"/>
+            </w:tcMar>
+          </w:tcPr>
+          <w:p>
+            <w:pPr>
+              <w:spacing w:before="40" w:after="40"/>
+            </w:pPr>
+            <w:r>
+              <w:rPr>
+                <w:rFonts w:ascii="Calibri" w:hAnsi="Calibri"/>
+                <w:b w:val="0"/>
+                <w:i w:val="0"/>
+                <w:sz w:val="20"/>
+              </w:rPr>
+              <w:t>15/06/2026</w:t>
+            </w:r>
+          </w:p>
+        </w:tc>
+        <w:tc>
+          <w:tcPr>
+            <w:tcW w:type="dxa" w:w="2225"/>
+            <w:tcMar>
+              <w:top w:w="60" w:type="dxa"/>
+              <w:bottom w:w="60" w:type="dxa"/>
+              <w:left w:w="100" w:type="dxa"/>
+              <w:right w:w="100" w:type="dxa"/>
+            </w:tcMar>
+          </w:tcPr>
+          <w:p>
+            <w:pPr>
+              <w:spacing w:before="40" w:after="40"/>
+            </w:pPr>
+            <w:r>
+              <w:rPr>
+                <w:rFonts w:ascii="Calibri" w:hAnsi="Calibri"/>
+                <w:b w:val="0"/>
+                <w:i w:val="0"/>
+                <w:sz w:val="20"/>
+              </w:rPr>
+              <w:t>Abraão</w:t>
+            </w:r>
+          </w:p>
+        </w:tc>
+        <w:tc>
+          <w:tcPr>
+            <w:tcW w:type="dxa" w:w="2225"/>
+            <w:tcMar>
+              <w:top w:w="60" w:type="dxa"/>
+              <w:bottom w:w="60" w:type="dxa"/>
+              <w:left w:w="100" w:type="dxa"/>
+              <w:right w:w="100" w:type="dxa"/>
+            </w:tcMar>
+          </w:tcPr>
+          <w:p>
+            <w:pPr>
+              <w:spacing w:before="40" w:after="40"/>
+            </w:pPr>
+            <w:r>
+              <w:rPr>
+                <w:rFonts w:ascii="Calibri" w:hAnsi="Calibri"/>
+                <w:b w:val="0"/>
+                <w:i w:val="0"/>
+                <w:sz w:val="20"/>
+              </w:rPr>
+              <w:t>Alinhamento dos endpoints e regras à API real (GerenciarGruposController)</w:t>
+            </w:r>
+          </w:p>
+        </w:tc>
+      </w:tr>
     </w:tbl>
     <w:p>
       <w:pPr>
@@ -5327,7 +5889,7 @@
         <w:color w:val="555555"/>
         <w:sz w:val="16"/>
       </w:rPr>
-      <w:t>v1.1  ·  26/05/2026</w:t>
+      <w:t>v1.2  ·  26/05/2026</w:t>
     </w:r>
     <w:r>
       <w:tab/>
@@ -5389,7 +5951,7 @@
         <w:color w:val="555555"/>
         <w:sz w:val="16"/>
       </w:rPr>
-      <w:t>v1.1  ·  26/05/2026</w:t>
+      <w:t>v1.2  ·  26/05/2026</w:t>
     </w:r>
     <w:r>
       <w:tab/>

--- a/mps-nivel-c/oficial/04_registros/AASP_Gerenciador/AASP01_Grupos-Usuarios/REQ-AASP01-001_Documento-de-Requisitos.docx
+++ b/mps-nivel-c/oficial/04_registros/AASP_Gerenciador/AASP01_Grupos-Usuarios/REQ-AASP01-001_Documento-de-Requisitos.docx
@@ -3636,7 +3636,7 @@
                 <w:i w:val="0"/>
                 <w:sz w:val="20"/>
               </w:rPr>
-              <w:t>Stack obrigatória: .NET Framework 4.7.2 e Dapper; SQL Server como SGBD</w:t>
+              <w:t>Stack obrigatória: .NET 5 e Dapper; SQL Server como SGBD</w:t>
             </w:r>
           </w:p>
         </w:tc>

--- a/mps-nivel-c/oficial/04_registros/AASP_Gerenciador/AASP01_Grupos-Usuarios/REQ-AASP01-001_Documento-de-Requisitos.docx
+++ b/mps-nivel-c/oficial/04_registros/AASP_Gerenciador/AASP01_Grupos-Usuarios/REQ-AASP01-001_Documento-de-Requisitos.docx
@@ -338,7 +338,7 @@
                 <w:i w:val="0"/>
                 <w:sz w:val="20"/>
               </w:rPr>
-              <w:t>ms.auxo.gruposusuarios</w:t>
+              <w:t>ms.auxo.usuarios</w:t>
             </w:r>
           </w:p>
         </w:tc>
@@ -384,17 +384,8 @@
             </w:tcMar>
           </w:tcPr>
           <w:p>
-            <w:pPr>
-              <w:spacing w:before="40" w:after="40"/>
-            </w:pPr>
             <w:r>
-              <w:rPr>
-                <w:rFonts w:ascii="Calibri" w:hAnsi="Calibri"/>
-                <w:b w:val="0"/>
-                <w:i w:val="0"/>
-                <w:sz w:val="20"/>
-              </w:rPr>
-              <w:t>1.2</w:t>
+              <w:t>1.3</w:t>
             </w:r>
           </w:p>
         </w:tc>
@@ -440,17 +431,8 @@
             </w:tcMar>
           </w:tcPr>
           <w:p>
-            <w:pPr>
-              <w:spacing w:before="40" w:after="40"/>
-            </w:pPr>
             <w:r>
-              <w:rPr>
-                <w:rFonts w:ascii="Calibri" w:hAnsi="Calibri"/>
-                <w:b w:val="0"/>
-                <w:i w:val="0"/>
-                <w:sz w:val="20"/>
-              </w:rPr>
-              <w:t>26/05/2026</w:t>
+              <w:t>24/06/2026</w:t>
             </w:r>
           </w:p>
         </w:tc>
@@ -606,7 +588,7 @@
           <w:i w:val="0"/>
           <w:sz w:val="22"/>
         </w:rPr>
-        <w:t>ms.auxo.gruposusuarios</w:t>
+        <w:t>ms.auxo.usuarios</w:t>
       </w:r>
       <w:r>
         <w:rPr>
@@ -3636,7 +3618,7 @@
                 <w:i w:val="0"/>
                 <w:sz w:val="20"/>
               </w:rPr>
-              <w:t>Stack obrigatória: .NET Framework 4.7.2 e Dapper; SQL Server como SGBD</w:t>
+              <w:t>Stack obrigatória: .NET 5.0 (net5.0) e Dapper; SQL Server como SGBD</w:t>
             </w:r>
           </w:p>
         </w:tc>
@@ -5849,6 +5831,48 @@
           </w:p>
         </w:tc>
       </w:tr>
+      <w:tr>
+        <w:tc>
+          <w:tcPr>
+            <w:tcW w:type="dxa" w:w="2225"/>
+          </w:tcPr>
+          <w:p>
+            <w:r>
+              <w:t>1.3</w:t>
+            </w:r>
+          </w:p>
+        </w:tc>
+        <w:tc>
+          <w:tcPr>
+            <w:tcW w:type="dxa" w:w="2225"/>
+          </w:tcPr>
+          <w:p>
+            <w:r>
+              <w:t>24/06/2026</w:t>
+            </w:r>
+          </w:p>
+        </w:tc>
+        <w:tc>
+          <w:tcPr>
+            <w:tcW w:type="dxa" w:w="2225"/>
+          </w:tcPr>
+          <w:p>
+            <w:r>
+              <w:t>Time de Melhoria Contínua</w:t>
+            </w:r>
+          </w:p>
+        </w:tc>
+        <w:tc>
+          <w:tcPr>
+            <w:tcW w:type="dxa" w:w="2225"/>
+          </w:tcPr>
+          <w:p>
+            <w:r>
+              <w:t>Reconciliação com o estado real do GitLab (produto/repositório ms.auxo.usuarios; framework net5.0 onde aplicável; entregas da Sprint 1 integradas em develop com baseline pela tag sprint-1-aceite).</w:t>
+            </w:r>
+          </w:p>
+        </w:tc>
+      </w:tr>
     </w:tbl>
     <w:p>
       <w:pPr>

--- a/mps-nivel-c/oficial/04_registros/AASP_Gerenciador/AASP01_Grupos-Usuarios/REQ-AASP01-001_Documento-de-Requisitos.docx
+++ b/mps-nivel-c/oficial/04_registros/AASP_Gerenciador/AASP01_Grupos-Usuarios/REQ-AASP01-001_Documento-de-Requisitos.docx
@@ -3701,7 +3701,7 @@
                 <w:i w:val="0"/>
                 <w:sz w:val="20"/>
               </w:rPr>
-              <w:t>Cobertura mínima de 70% de testes unitários por módulo</w:t>
+              <w:t>Cobertura mínima de 60% de testes unitários por módulo</w:t>
             </w:r>
           </w:p>
         </w:tc>
